--- a/branding/example/nodejs/public/elixir/brand/templates/ar/letterhead.docx
+++ b/branding/example/nodejs/public/elixir/brand/templates/ar/letterhead.docx
@@ -374,8 +374,8 @@
             </w:pPr>
             <w:r>
               <w:rPr>
-                <w:i/>
-                <w:iCs/>
+                <w:i w:val="0"/>
+                <w:iCs w:val="0"/>
                 <w:rFonts w:ascii="DejaVu Sans" w:hAnsi="DejaVu Sans" w:eastAsia="DejaVu Sans" w:cs="DejaVu Sans"/>
                 <w:rtl w:val="1"/>
               </w:rPr>
@@ -487,8 +487,8 @@
             </w:pPr>
             <w:r>
               <w:rPr>
-                <w:i/>
-                <w:iCs/>
+                <w:i w:val="0"/>
+                <w:iCs w:val="0"/>
                 <w:rFonts w:ascii="DejaVu Sans" w:hAnsi="DejaVu Sans" w:eastAsia="DejaVu Sans" w:cs="DejaVu Sans"/>
                 <w:rtl w:val="1"/>
               </w:rPr>
@@ -548,8 +548,8 @@
             </w:pPr>
             <w:r>
               <w:rPr>
-                <w:i/>
-                <w:iCs/>
+                <w:i w:val="0"/>
+                <w:iCs w:val="0"/>
                 <w:rFonts w:ascii="DejaVu Sans" w:hAnsi="DejaVu Sans" w:eastAsia="DejaVu Sans" w:cs="DejaVu Sans"/>
                 <w:rtl w:val="1"/>
               </w:rPr>
@@ -609,8 +609,8 @@
             </w:pPr>
             <w:r>
               <w:rPr>
-                <w:i/>
-                <w:iCs/>
+                <w:i w:val="0"/>
+                <w:iCs w:val="0"/>
                 <w:rFonts w:ascii="DejaVu Sans" w:hAnsi="DejaVu Sans" w:eastAsia="DejaVu Sans" w:cs="DejaVu Sans"/>
                 <w:rtl w:val="1"/>
               </w:rPr>
